--- a/doc/features_en.docx
+++ b/doc/features_en.docx
@@ -7,10 +7,7 @@
         <w:pStyle w:val="berschrift1"/>
       </w:pPr>
       <w:r>
-        <w:t>KVRouite</w:t>
-      </w:r>
-      <w:r>
-        <w:t xml:space="preserve"> Feature List (English)</w:t>
+        <w:t>KVRouite Feature List (English)</w:t>
       </w:r>
     </w:p>
     <w:p>
@@ -49,13 +46,8 @@
       <w:pPr>
         <w:pStyle w:val="Aufzhlungszeichen"/>
       </w:pPr>
-      <w:proofErr w:type="spellStart"/>
       <w:r>
-        <w:t>AutoCut</w:t>
-      </w:r>
-      <w:proofErr w:type="spellEnd"/>
-      <w:r>
-        <w:t xml:space="preserve"> Video + GPX in one Step!</w:t>
+        <w:t>AutoCut Video + GPX in one Step!</w:t>
       </w:r>
     </w:p>
     <w:p>
@@ -63,15 +55,7 @@
         <w:pStyle w:val="Aufzhlungszeichen"/>
       </w:pPr>
       <w:r>
-        <w:t xml:space="preserve">Set Begin / End cuts (cut start or cut end of </w:t>
-      </w:r>
-      <w:proofErr w:type="spellStart"/>
-      <w:r>
-        <w:t>video+GPX</w:t>
-      </w:r>
-      <w:proofErr w:type="spellEnd"/>
-      <w:r>
-        <w:t>)</w:t>
+        <w:t>Set Begin / End cuts (cut start or cut end of video+GPX)</w:t>
       </w:r>
     </w:p>
     <w:p>
@@ -132,6 +116,14 @@
     </w:p>
     <w:p>
       <w:pPr>
+        <w:pStyle w:val="Aufzhlungszeichen"/>
+      </w:pPr>
+      <w:r>
+        <w:t>360° Video View</w:t>
+      </w:r>
+    </w:p>
+    <w:p>
+      <w:pPr>
         <w:pStyle w:val="berschrift2"/>
       </w:pPr>
       <w:r>
@@ -151,15 +143,15 @@
         <w:pStyle w:val="Aufzhlungszeichen"/>
       </w:pPr>
       <w:r>
-        <w:t xml:space="preserve">Export GPX (save edited GPX track) - </w:t>
+        <w:t>Extract GPS from a Gopro ( if recorded)</w:t>
       </w:r>
-      <w:proofErr w:type="gramStart"/>
+    </w:p>
+    <w:p>
+      <w:pPr>
+        <w:pStyle w:val="Aufzhlungszeichen"/>
+      </w:pPr>
       <w:r>
-        <w:t>( if</w:t>
-      </w:r>
-      <w:proofErr w:type="gramEnd"/>
-      <w:r>
-        <w:t xml:space="preserve"> video is loaded it will be cut to the same length as the video)</w:t>
+        <w:t>Export GPX (save edited GPX track) - ( if video is loaded it will be cut to the same length as the video)</w:t>
       </w:r>
     </w:p>
     <w:p>
@@ -223,13 +215,8 @@
         <w:pStyle w:val="Aufzhlungszeichen"/>
       </w:pPr>
       <w:r>
-        <w:t xml:space="preserve">Fetch elevation data from </w:t>
+        <w:t>Fetch elevation data from Mapbox</w:t>
       </w:r>
-      <w:proofErr w:type="spellStart"/>
-      <w:r>
-        <w:t>Mapbox</w:t>
-      </w:r>
-      <w:proofErr w:type="spellEnd"/>
     </w:p>
     <w:p>
       <w:pPr>
@@ -281,15 +268,7 @@
         <w:pStyle w:val="Aufzhlungszeichen"/>
       </w:pPr>
       <w:r>
-        <w:t xml:space="preserve">Mark Stops / </w:t>
-      </w:r>
-      <w:proofErr w:type="spellStart"/>
-      <w:r>
-        <w:t>ZeroSpeed</w:t>
-      </w:r>
-      <w:proofErr w:type="spellEnd"/>
-      <w:r>
-        <w:t xml:space="preserve"> threshold</w:t>
+        <w:t>Mark Stops / ZeroSpeed threshold</w:t>
       </w:r>
     </w:p>
     <w:p>
@@ -305,6 +284,7 @@
         <w:pStyle w:val="berschrift2"/>
       </w:pPr>
       <w:r>
+        <w:lastRenderedPageBreak/>
         <w:t>Map Features</w:t>
       </w:r>
     </w:p>
@@ -313,31 +293,7 @@
         <w:pStyle w:val="Aufzhlungszeichen"/>
       </w:pPr>
       <w:r>
-        <w:t>Integrated Map View (</w:t>
-      </w:r>
-      <w:proofErr w:type="spellStart"/>
-      <w:r>
-        <w:t>Mapbox</w:t>
-      </w:r>
-      <w:proofErr w:type="spellEnd"/>
-      <w:r>
-        <w:t xml:space="preserve">, </w:t>
-      </w:r>
-      <w:proofErr w:type="spellStart"/>
-      <w:r>
-        <w:t>MapTiler</w:t>
-      </w:r>
-      <w:proofErr w:type="spellEnd"/>
-      <w:r>
-        <w:t xml:space="preserve">, Bing, </w:t>
-      </w:r>
-      <w:proofErr w:type="spellStart"/>
-      <w:r>
-        <w:t>Mapillary</w:t>
-      </w:r>
-      <w:proofErr w:type="spellEnd"/>
-      <w:r>
-        <w:t>) [Keys needed]</w:t>
+        <w:t>Integrated Map View (Mapbox, MapTiler, Bing, Mapillary) [Keys needed]</w:t>
       </w:r>
     </w:p>
     <w:p>
@@ -345,16 +301,7 @@
         <w:pStyle w:val="Aufzhlungszeichen"/>
       </w:pPr>
       <w:r>
-        <w:lastRenderedPageBreak/>
-        <w:t xml:space="preserve">Directions feature (auto-build routes via </w:t>
-      </w:r>
-      <w:proofErr w:type="spellStart"/>
-      <w:r>
-        <w:t>Mapbox</w:t>
-      </w:r>
-      <w:proofErr w:type="spellEnd"/>
-      <w:r>
-        <w:t xml:space="preserve"> Directions API)</w:t>
+        <w:t>Directions feature (auto-build routes via Mapbox Directions API)</w:t>
       </w:r>
     </w:p>
     <w:p>
@@ -385,26 +332,16 @@
       <w:pPr>
         <w:pStyle w:val="Aufzhlungszeichen"/>
       </w:pPr>
-      <w:proofErr w:type="spellStart"/>
       <w:r>
-        <w:t>FFmpeg</w:t>
-      </w:r>
-      <w:proofErr w:type="spellEnd"/>
-      <w:r>
-        <w:t xml:space="preserve"> path management (set, clear, show current)</w:t>
+        <w:t>FFmpeg path management (set, clear, show current)</w:t>
       </w:r>
     </w:p>
     <w:p>
       <w:pPr>
         <w:pStyle w:val="Aufzhlungszeichen"/>
       </w:pPr>
-      <w:proofErr w:type="spellStart"/>
       <w:r>
-        <w:t>libmpv</w:t>
-      </w:r>
-      <w:proofErr w:type="spellEnd"/>
-      <w:r>
-        <w:t xml:space="preserve"> path management (set, clear, show current)</w:t>
+        <w:t>libmpv path management (set, clear, show current)</w:t>
       </w:r>
     </w:p>
     <w:p>

--- a/doc/features_en.docx
+++ b/doc/features_en.docx
@@ -71,7 +71,7 @@
         <w:pStyle w:val="Aufzhlungszeichen"/>
       </w:pPr>
       <w:r>
-        <w:t>Step mode navigation (frame, second, minute, keyframe)</w:t>
+        <w:t>Step mode navigation (frame, second, minute, keyframe, cut edge)</w:t>
       </w:r>
     </w:p>
     <w:p>

--- a/doc/features_en.docx
+++ b/doc/features_en.docx
@@ -334,14 +334,6 @@
       </w:pPr>
       <w:r>
         <w:t>FFmpeg path management (set, clear, show current)</w:t>
-      </w:r>
-    </w:p>
-    <w:p>
-      <w:pPr>
-        <w:pStyle w:val="Aufzhlungszeichen"/>
-      </w:pPr>
-      <w:r>
-        <w:t>libmpv path management (set, clear, show current)</w:t>
       </w:r>
     </w:p>
     <w:p>

--- a/doc/features_en.docx
+++ b/doc/features_en.docx
@@ -103,7 +103,7 @@
         <w:pStyle w:val="Aufzhlungszeichen"/>
       </w:pPr>
       <w:r>
-        <w:t>Video export (Copy Mode = fast, Encode Mode = slow with crossfades/overlays)</w:t>
+        <w:t xml:space="preserve">Video export (Copy Mode = fast, needs ffmpeg on your computer; Encode Mode = slow with crossfades/overlays)</w:t>
       </w:r>
     </w:p>
     <w:p>
@@ -119,7 +119,7 @@
         <w:pStyle w:val="Aufzhlungszeichen"/>
       </w:pPr>
       <w:r>
-        <w:t>360° Video View</w:t>
+        <w:t xml:space="preserve">360° video: real projection with mouse pan and wheel zoom, one viewing direction per video, and the view is rendered into the export</w:t>
       </w:r>
     </w:p>
     <w:p>

--- a/doc/features_en.docx
+++ b/doc/features_en.docx
@@ -293,7 +293,7 @@
         <w:pStyle w:val="Aufzhlungszeichen"/>
       </w:pPr>
       <w:r>
-        <w:t>Integrated Map View (Mapbox, MapTiler, Bing, Mapillary) [Keys needed]</w:t>
+        <w:t>Integrated map view: OpenStreetMap base map, plus MapTiler or Mapbox satellite imagery with your own API key</w:t>
       </w:r>
     </w:p>
     <w:p>
@@ -422,6 +422,22 @@
       </w:pPr>
       <w:r>
         <w:t>Copyright &amp; License dialog</w:t>
+      </w:r>
+    </w:p>
+    <w:p>
+      <w:pPr>
+        <w:pStyle w:val="Aufzhlungszeichen"/>
+      </w:pPr>
+      <w:r>
+        <w:t>Privacy dialog: which connections the program makes, and when</w:t>
+      </w:r>
+    </w:p>
+    <w:p>
+      <w:pPr>
+        <w:pStyle w:val="Aufzhlungszeichen"/>
+      </w:pPr>
+      <w:r>
+        <w:t>Update check against GitHub, switchable off</w:t>
       </w:r>
     </w:p>
     <w:sectPr>

--- a/doc/features_en.docx
+++ b/doc/features_en.docx
@@ -276,7 +276,7 @@
         <w:pStyle w:val="Aufzhlungszeichen"/>
       </w:pPr>
       <w:r>
-        <w:t>Mini chart widget</w:t>
+        <w:t>Chart Flow (elevation profile around the current point, scaled to what is visible - also available as an overlay in the video picture)</w:t>
       </w:r>
     </w:p>
     <w:p>
@@ -317,7 +317,7 @@
         <w:pStyle w:val="Aufzhlungszeichen"/>
       </w:pPr>
       <w:r>
-        <w:t>Detach/Attach map to window</w:t>
+        <w:t>Freely arrangeable windows: map, chart, Chart Flow and GPX table can be swapped between the four areas of the window</w:t>
       </w:r>
     </w:p>
     <w:p>

--- a/doc/features_en.docx
+++ b/doc/features_en.docx
@@ -120,6 +120,22 @@
       </w:pPr>
       <w:r>
         <w:t xml:space="preserve">360° video: real projection with mouse pan and wheel zoom, one viewing direction per video, and the view is rendered into the export</w:t>
+      </w:r>
+    </w:p>
+    <w:p>
+      <w:pPr>
+        <w:pStyle w:val="Aufzhlungszeichen"/>
+      </w:pPr>
+      <w:r>
+        <w:t xml:space="preserve">Undo a cut: right-click any cut in the timeline to switch it between crossfade and hard cut, or take it back completely - the GPX points it removed come back with it</w:t>
+      </w:r>
+    </w:p>
+    <w:p>
+      <w:pPr>
+        <w:pStyle w:val="Aufzhlungszeichen"/>
+      </w:pPr>
+      <w:r>
+        <w:t xml:space="preserve">Thumbnails in the timeline (optional): single frames of the video drawn along the timeline, so a cut can be placed by the picture</w:t>
       </w:r>
     </w:p>
     <w:p>
@@ -357,6 +373,14 @@
         <w:pStyle w:val="Aufzhlungszeichen"/>
       </w:pPr>
       <w:r>
+        <w:t xml:space="preserve">Theme: light or dark colour scheme for the whole program</w:t>
+      </w:r>
+    </w:p>
+    <w:p>
+      <w:pPr>
+        <w:pStyle w:val="Aufzhlungszeichen"/>
+      </w:pPr>
+      <w:r>
         <w:t>Auto-Sync new GPX points with video</w:t>
       </w:r>
     </w:p>
@@ -398,6 +422,14 @@
       </w:pPr>
       <w:r>
         <w:t>Open Recent Projects</w:t>
+      </w:r>
+    </w:p>
+    <w:p>
+      <w:pPr>
+        <w:pStyle w:val="Aufzhlungszeichen"/>
+      </w:pPr>
+      <w:r>
+        <w:t xml:space="preserve">The loaded project is named in the window title</w:t>
       </w:r>
     </w:p>
     <w:p>
